--- a/assets/cases/Harborview_Hotel_Revenue_Management_Case.docx
+++ b/assets/cases/Harborview_Hotel_Revenue_Management_Case.docx
@@ -16,13 +16,7 @@
         <w:pStyle w:val="CaseSubtitle"/>
       </w:pPr>
       <w:r>
-        <w:t xml:space="preserve">The </w:t>
-      </w:r>
-      <w:r>
-        <w:t>Eight-Week Pricing</w:t>
-      </w:r>
-      <w:r>
-        <w:t xml:space="preserve"> Decision</w:t>
+        <w:t>The Eight-Week Pricing Decision</w:t>
       </w:r>
     </w:p>
     <w:p>
@@ -54,7 +48,10 @@
     <w:p/>
     <w:p>
       <w:r>
-        <w:t>At 8:10 a.m. on Monday, September 8, Elena Marquez, general manager of the Harborview Hotel, looked at two screens that seemed to tell opposite stories. The first showed that 71% of the hotel's rooms were already reserved for the citywide technology conference seven weeks away. The second showed that reservations for the surrounding weekends were running well below forecast. A revenue-management system recommended raising conference-night rates immediately, closing several discounted offers, and increasing bids for online advertisements aimed at late-booking corporate travelers. The director of sales wanted the opposite: keep lower rates visible long enough to win more conference groups and use packages to fill the weak shoulder nights.</w:t>
+        <w:t xml:space="preserve">At 8:10 a.m. on Monday, September 8, Elena Marquez, general manager of the Harborview Hotel, looked at two screens that seemed to tell opposite stories. The first showed that 71% of the hotel's rooms were already reserved for the citywide technology conference seven weeks away. The second showed that reservations for the surrounding weekends were running well below forecast. A revenue-management system recommended raising conference-night rates immediately, closing several discounted offers, and increasing </w:t>
+      </w:r>
+      <w:r>
+        <w:t>bids for online advertisements aimed at late-booking corporate travelers. The director of sales wanted the opposite: keep lower rates visible long enough to win more conference groups and use packages to fill the weak shoulder nights.</w:t>
       </w:r>
     </w:p>
     <w:p>
@@ -77,12 +74,18 @@
     </w:p>
     <w:p>
       <w:r>
-        <w:t>Port Mason's hotel market had become more difficult to read. Nationally, U.S. hotel occupancy declined to approximately 62.3% in 2025, while the average daily rate increased only modestly to about $160.54 and revenue per available room slipped to roughly $100.02. The averages concealed sharp differences by market, customer segment, season, and event calendar. In July 2025, for example, national occupancy reached 68.2%, but individual major markets ranged from the mid-50s to above 85%. Harborview's owners therefore cautioned managers against relying on national averages when setting local rates.</w:t>
+        <w:t>Port Mason's hotel market had become more difficult to read. Nationally, U.S. hotel occupancy declined to approximately 62.3% in 2025, while the average daily rate increased only modestly to about $160.54 and revenue per available room slipped to roughly $100.02. The averages concealed sharp differences by market, customer segment, season, and event calendar. In July 2025, for example, national occupancy reached 68.2%, but individual major markets ranged from the mid-50s to above 85%. Harborview's owners th</w:t>
+      </w:r>
+      <w:r>
+        <w:t>erefore cautioned managers against relying on national averages when setting local rates.</w:t>
       </w:r>
     </w:p>
     <w:p>
       <w:r>
-        <w:t>The Port Mason market included four large branded hotels near the convention center, several limited-service properties, and a growing supply of short-term rentals. Price-comparison websites made competing rates immediately visible. Online travel agencies could deliver reservations quickly, but their commissions reduced the hotel's net revenue. Direct reservations produced better economics and more customer information, yet required the hotel to spend on search advertisements, social media, email campaigns, and website improvements.</w:t>
+        <w:t>The Port Mason market included four large branded hotels near the convention center, several limited-service properties, and a growing supply of short-term rentals. Price-comparison websites made competing rates immediately visible. Online travel agencies could deliver reservations quickly, but their commissions reduced the hotel's net revenue. Direct reservations produced better economics and more customer information, yet required the hotel to spend on search advertisements, social media, email campaigns,</w:t>
+      </w:r>
+      <w:r>
+        <w:t xml:space="preserve"> and website improvements.</w:t>
       </w:r>
     </w:p>
     <w:p>
@@ -95,13 +98,19 @@
     </w:p>
     <w:p>
       <w:r>
-        <w:t>The eight-week planning period included a university homecoming weekend, the three-night technology conference, a waterfront marathon, two wedding-heavy Saturdays, and several quiet Sunday-through-Thursday periods. The technology conference was expected to bring 18,000 participants to Port Mason, but its organizers had not released a final registration count. Several corporate clients had reserved blocks that could be reduced without penalty until 21 days before arrival. A competing hotel was rumored to be renovating 90 rooms, although its website still showed normal availability.</w:t>
+        <w:t xml:space="preserve">The eight-week planning period included a university homecoming weekend, the three-night technology conference, a waterfront marathon, two wedding-heavy Saturdays, and several quiet Sunday-through-Thursday periods. The technology conference was expected to bring 18,000 participants to Port Mason, but its organizers had not released a final registration count. Several corporate clients had reserved blocks that could be reduced without penalty until 21 days before arrival. A competing hotel was rumored to be </w:t>
+      </w:r>
+      <w:r>
+        <w:t>renovating 90 rooms, although its website still showed normal availability.</w:t>
       </w:r>
     </w:p>
     <w:p>
       <w:r>
         <w:lastRenderedPageBreak/>
-        <w:t>Harborview accepted reservations up to one year before arrival. Leisure guests often booked early when offered refundable rates, while corporate travelers frequently booked within two weeks of arrival. Some conference attendees reserved rooms at several hotels and canceled all but one shortly before the event. Industry channel data suggested that cancellations could differ substantially by source; one recent industry analysis reported cancellation rates of about 21.8% for online-travel-agency bookings versus 10.6% for direct bookings in 2025. The Harborview's own experience varied widely by event and rate restrictions.</w:t>
+        <w:t>Harborview accepted reservations up to one year before arrival. Leisure guests often booked early when offered refundable rates, while corporate travelers frequently booked within two weeks of arrival. Some conference attendees reserved rooms at several hotels and canceled all but one shortly before the event. Industry channel data suggested that cancellations could differ substantially by source; one recent industry analysis reported cancellation rates of about 21.8% for online-travel-agency bookings versu</w:t>
+      </w:r>
+      <w:r>
+        <w:t>s 10.6% for direct bookings in 2025. The Harborview's own experience varied widely by event and rate restrictions.</w:t>
       </w:r>
     </w:p>
     <w:p>
@@ -2113,7 +2122,10 @@
     </w:p>
     <w:p>
       <w:r>
-        <w:t>Lee proposed increasing paid-search bids for conference dates while reducing broad social-media spending. Marketing director Simone Carter disagreed. Search ads captured customers already looking for rooms; social media and email could create weekend demand and sell packages. Carter also wanted to test a redesigned booking page emphasizing free breakfast and flexible cancellation. The prior website test increased completed reservations on mobile devices, but the test had run during a holiday period and the team was unsure whether the improvement would persist.</w:t>
+        <w:t xml:space="preserve">Lee proposed increasing paid-search bids for conference dates while reducing broad social-media spending. Marketing director Simone Carter disagreed. Search ads captured customers already looking for rooms; social media and email could create weekend demand and sell packages. Carter also wanted to test a redesigned booking page emphasizing free breakfast and flexible cancellation. The prior website test increased completed reservations on mobile devices, but the test had run during a holiday period and the </w:t>
+      </w:r>
+      <w:r>
+        <w:t>team was unsure whether the improvement would persist.</w:t>
       </w:r>
     </w:p>
     <w:p>
@@ -3172,7 +3184,10 @@
     </w:p>
     <w:p>
       <w:r>
-        <w:t>Lee's recommended plan combined several actions. For the two peak conference nights, he would raise the flexible standard-room rate from $279–$289 to $329, close the deepest discounts, and reserve at least 38 rooms for bookings expected within 14 days of arrival. For Monday and Thursday, he would offer a three-night package at an effective rate of $239 per night, including breakfast. He would increase search bids for high-intent conference terms by 35%, reduce availability through online travel agencies as the hotel filled, and maintain the existing website.</w:t>
+        <w:t xml:space="preserve">Lee's recommended plan combined several actions. For the two peak conference nights, he would raise the flexible standard-room rate from $279–$289 to $329, close the deepest discounts, and reserve at least 38 rooms for bookings expected within 14 days of arrival. For Monday and Thursday, he would offer a three-night package at an effective rate of $239 per night, including breakfast. He would increase search bids for high-intent conference terms by 35%, reduce availability through online travel agencies as </w:t>
+      </w:r>
+      <w:r>
+        <w:t>the hotel filled, and maintain the existing website.</w:t>
       </w:r>
     </w:p>
     <w:p>
@@ -3193,7 +3208,6 @@
         <w:rPr>
           <w:sz w:val="19"/>
         </w:rPr>
-        <w:lastRenderedPageBreak/>
         <w:t>Exhibit 4. Alternatives Under Discussion</w:t>
       </w:r>
     </w:p>
@@ -4460,7 +4474,10 @@
     </w:p>
     <w:p>
       <w:r>
-        <w:t>No one believed the scenario probabilities were precise. Competitor rates could change within hours. Conference registrations could accelerate after a keynote announcement. A storm could disrupt flights. A major corporate client might cancel, while an airline disruption could unexpectedly create demand. The hotel's own actions would also change the market response: higher prices could reduce reservations, advertising could attract additional customers, and a package could shift demand from one date to another.</w:t>
+        <w:t>No one believed the scenario probabilities were precise. Competitor rates could change within hours. Conference registrations could accelerate after a keynote announcement. A storm could disrupt flights. A major corporate client might cancel, while an airline disruption could unexpectedly create demand. The hotel's own actions would also change the market response: higher prices could reduce reservations, advertising could attract additional customers, and a package could shift demand from one date to anoth</w:t>
+      </w:r>
+      <w:r>
+        <w:t>er.</w:t>
       </w:r>
     </w:p>
     <w:p>
@@ -4478,7 +4495,10 @@
     </w:p>
     <w:p>
       <w:r>
-        <w:t>At 11:40 a.m., Marquez summarized the choice for the ownership representative. The hotel could commit rooms now, preserve rooms for customers who might arrive later, adjust prices repeatedly as new bookings appeared, spend more to influence which customers saw the hotel, or use the coming weeks to learn more about customer behavior. Each action affected not only room revenue but also commissions, service costs, ancillary spending, cancellations, customer satisfaction, and the ability to accept future reservations.</w:t>
+        <w:t>At 11:40 a.m., Marquez summarized the choice for the ownership representative. The hotel could commit rooms now, preserve rooms for customers who might arrive later, adjust prices repeatedly as new bookings appeared, spend more to influence which customers saw the hotel, or use the coming weeks to learn more about customer behavior. Each action affected not only room revenue but also commissions, service costs, ancillary spending, cancellations, customer satisfaction, and the ability to accept future reserv</w:t>
+      </w:r>
+      <w:r>
+        <w:t>ations.</w:t>
       </w:r>
     </w:p>
     <w:p>
@@ -4491,8 +4511,135 @@
         <w:pStyle w:val="Heading1"/>
       </w:pPr>
       <w:r>
-        <w:lastRenderedPageBreak/>
-        <w:t>Framing questions</w:t>
+        <w:t>Discussion Questions</w:t>
+      </w:r>
+    </w:p>
+    <w:p>
+      <w:pPr>
+        <w:pStyle w:val="ListNumber"/>
+        <w:numPr>
+          <w:ilvl w:val="0"/>
+          <w:numId w:val="11"/>
+        </w:numPr>
+      </w:pPr>
+      <w:r>
+        <w:t>How should Harborview define a successful outcome for the eight-week period?</w:t>
+      </w:r>
+    </w:p>
+    <w:p>
+      <w:pPr>
+        <w:pStyle w:val="ListNumber"/>
+        <w:numPr>
+          <w:ilvl w:val="0"/>
+          <w:numId w:val="11"/>
+        </w:numPr>
+      </w:pPr>
+      <w:r>
+        <w:t>Which stay dates require the greatest management attention, and why?</w:t>
+      </w:r>
+    </w:p>
+    <w:p>
+      <w:pPr>
+        <w:pStyle w:val="ListNumber"/>
+        <w:numPr>
+          <w:ilvl w:val="0"/>
+          <w:numId w:val="11"/>
+        </w:numPr>
+      </w:pPr>
+      <w:r>
+        <w:t>What are the advantages and disadvantages of accepting the proposed corporate block?</w:t>
+      </w:r>
+    </w:p>
+    <w:p>
+      <w:pPr>
+        <w:pStyle w:val="ListNumber"/>
+        <w:numPr>
+          <w:ilvl w:val="0"/>
+          <w:numId w:val="11"/>
+        </w:numPr>
+      </w:pPr>
+      <w:r>
+        <w:t>How should the hotel value a room held for a possible future customer?</w:t>
+      </w:r>
+    </w:p>
+    <w:p>
+      <w:pPr>
+        <w:pStyle w:val="ListNumber"/>
+        <w:numPr>
+          <w:ilvl w:val="0"/>
+          <w:numId w:val="11"/>
+        </w:numPr>
+      </w:pPr>
+      <w:r>
+        <w:t>How should cancellation behavior affect rates, restrictions, and channel availability?</w:t>
+      </w:r>
+    </w:p>
+    <w:p>
+      <w:pPr>
+        <w:pStyle w:val="ListNumber"/>
+        <w:numPr>
+          <w:ilvl w:val="0"/>
+          <w:numId w:val="11"/>
+        </w:numPr>
+      </w:pPr>
+      <w:r>
+        <w:t>Which services should be bundled with rooms, and when might a bundle destroy rather than create value?</w:t>
+      </w:r>
+    </w:p>
+    <w:p>
+      <w:pPr>
+        <w:pStyle w:val="ListNumber"/>
+        <w:numPr>
+          <w:ilvl w:val="0"/>
+          <w:numId w:val="11"/>
+        </w:numPr>
+      </w:pPr>
+      <w:r>
+        <w:t>How should Harborview allocate its advertising budget across paid search, social media, direct channels, online travel agencies, and corporate sales?</w:t>
+      </w:r>
+    </w:p>
+    <w:p>
+      <w:pPr>
+        <w:pStyle w:val="ListNumber"/>
+        <w:numPr>
+          <w:ilvl w:val="0"/>
+          <w:numId w:val="11"/>
+        </w:numPr>
+      </w:pPr>
+      <w:r>
+        <w:t>What information would be most valuable before noon, and what information could reasonably be learned over the next several weeks?</w:t>
+      </w:r>
+    </w:p>
+    <w:p>
+      <w:pPr>
+        <w:pStyle w:val="ListNumber"/>
+        <w:numPr>
+          <w:ilvl w:val="0"/>
+          <w:numId w:val="11"/>
+        </w:numPr>
+      </w:pPr>
+      <w:r>
+        <w:t>Would you run the webpage and package experiments during the conference booking period? Explain the design and risks of the experiment.</w:t>
+      </w:r>
+    </w:p>
+    <w:p>
+      <w:pPr>
+        <w:pStyle w:val="ListNumber"/>
+        <w:numPr>
+          <w:ilvl w:val="0"/>
+          <w:numId w:val="11"/>
+        </w:numPr>
+      </w:pPr>
+      <w:r>
+        <w:t>What plan should Marquez approve, and what future observations should trigger a change in that plan?</w:t>
+      </w:r>
+    </w:p>
+    <w:p>
+      <w:pPr>
+        <w:pStyle w:val="Heading1"/>
+      </w:pPr>
+      <w:r>
+        <w:t>Decision Framing Questions</w:t>
       </w:r>
     </w:p>
     <w:p>
@@ -4687,140 +4834,15 @@
         <w:pStyle w:val="Heading1"/>
       </w:pPr>
       <w:r>
-        <w:t>Discussion Questions</w:t>
-      </w:r>
-    </w:p>
-    <w:p>
-      <w:pPr>
-        <w:pStyle w:val="ListNumber"/>
-        <w:numPr>
-          <w:ilvl w:val="0"/>
-          <w:numId w:val="11"/>
-        </w:numPr>
-      </w:pPr>
-      <w:r>
-        <w:t>How should Harborview define a successful outcome for the eight-week period?</w:t>
-      </w:r>
-    </w:p>
-    <w:p>
-      <w:pPr>
-        <w:pStyle w:val="ListNumber"/>
-        <w:numPr>
-          <w:ilvl w:val="0"/>
-          <w:numId w:val="11"/>
-        </w:numPr>
-      </w:pPr>
-      <w:r>
-        <w:t>Which stay dates require the greatest management attention, and why?</w:t>
-      </w:r>
-    </w:p>
-    <w:p>
-      <w:pPr>
-        <w:pStyle w:val="ListNumber"/>
-        <w:numPr>
-          <w:ilvl w:val="0"/>
-          <w:numId w:val="11"/>
-        </w:numPr>
-      </w:pPr>
-      <w:r>
-        <w:t>What are the advantages and disadvantages of accepting the proposed corporate block?</w:t>
-      </w:r>
-    </w:p>
-    <w:p>
-      <w:pPr>
-        <w:pStyle w:val="ListNumber"/>
-        <w:numPr>
-          <w:ilvl w:val="0"/>
-          <w:numId w:val="11"/>
-        </w:numPr>
-      </w:pPr>
-      <w:r>
-        <w:t>How should the hotel value a room held for a possible future customer?</w:t>
-      </w:r>
-    </w:p>
-    <w:p>
-      <w:pPr>
-        <w:pStyle w:val="ListNumber"/>
-        <w:numPr>
-          <w:ilvl w:val="0"/>
-          <w:numId w:val="11"/>
-        </w:numPr>
-      </w:pPr>
-      <w:r>
-        <w:t>How should cancellation behavior affect rates, restrictions, and channel availability?</w:t>
-      </w:r>
-    </w:p>
-    <w:p>
-      <w:pPr>
-        <w:pStyle w:val="ListNumber"/>
-        <w:numPr>
-          <w:ilvl w:val="0"/>
-          <w:numId w:val="11"/>
-        </w:numPr>
-      </w:pPr>
-      <w:r>
-        <w:t>Which services should be bundled with rooms, and when might a bundle destroy rather than create value?</w:t>
-      </w:r>
-    </w:p>
-    <w:p>
-      <w:pPr>
-        <w:pStyle w:val="ListNumber"/>
-        <w:numPr>
-          <w:ilvl w:val="0"/>
-          <w:numId w:val="11"/>
-        </w:numPr>
-      </w:pPr>
-      <w:r>
-        <w:t>How should Harborview allocate its advertising budget across paid search, social media, direct channels, online travel agencies, and corporate sales?</w:t>
-      </w:r>
-    </w:p>
-    <w:p>
-      <w:pPr>
-        <w:pStyle w:val="ListNumber"/>
-        <w:numPr>
-          <w:ilvl w:val="0"/>
-          <w:numId w:val="11"/>
-        </w:numPr>
-      </w:pPr>
-      <w:r>
-        <w:t>What information would be most valuable before noon, and what information could reasonably be learned over the next several weeks?</w:t>
-      </w:r>
-    </w:p>
-    <w:p>
-      <w:pPr>
-        <w:pStyle w:val="ListNumber"/>
-        <w:numPr>
-          <w:ilvl w:val="0"/>
-          <w:numId w:val="11"/>
-        </w:numPr>
-      </w:pPr>
-      <w:r>
-        <w:t>Would you run the webpage and package experiments during the conference booking period? Explain the design and risks of the experiment.</w:t>
-      </w:r>
-    </w:p>
-    <w:p>
-      <w:pPr>
-        <w:pStyle w:val="ListNumber"/>
-        <w:numPr>
-          <w:ilvl w:val="0"/>
-          <w:numId w:val="11"/>
-        </w:numPr>
-      </w:pPr>
-      <w:r>
-        <w:t>What plan should Marquez approve, and what future observations should trigger a change in that plan?</w:t>
-      </w:r>
-    </w:p>
-    <w:p>
-      <w:pPr>
-        <w:pStyle w:val="Heading1"/>
-      </w:pPr>
-      <w:r>
         <w:t>Data and Source Note</w:t>
       </w:r>
     </w:p>
     <w:p>
       <w:r>
-        <w:t>All companies, people, events, booking records, financial figures, and operating alternatives in this case are fictional. Industry context was informed by Warren B. Powell, Bridging Decision Problems, Volume I, Chapter 2, 'Hotel Revenue Management'; CoStar/STR reporting on 2025 U.S. hotel occupancy, average daily rate, and revenue per available room; the American Hotel &amp; Lodging Association's 2025 State of the Industry report; and published 2025 channel-cancellation estimates. The case is designed for discussion and does not present a preferred solution.</w:t>
+        <w:t>All companies, people, events, booking records, financial figures, and operating alternatives in this case are fictional. Industry context was informed by Warren B. Powell, Bridging Decision Problems, Volume I, Chapter 2, 'Hotel Revenue Management'; CoStar/STR reporting on 2025 U.S. hotel occupancy, average daily rate, and revenue per available room; the American Hotel &amp; Lodging Association's 2025 State of the Industry report; and published 2025 channel-cancellation estimates. The case is designed for discu</w:t>
+      </w:r>
+      <w:r>
+        <w:t>ssion and does not present a preferred solution.</w:t>
       </w:r>
     </w:p>
     <w:p>
@@ -4841,11 +4863,7 @@
     </w:p>
     <w:p>
       <w:r>
-        <w:t xml:space="preserve">Write a 4-6 page case study based on the material in the section at https://warrenpowell.org/bridging-vol1/chapter-2/#hotel-revenue-management. Create a context based on the metrics, decisions and </w:t>
-      </w:r>
-      <w:r>
-        <w:lastRenderedPageBreak/>
-        <w:t>uncertainties in the section, but without explicitly calling attention to them. motivate your case problem with data.</w:t>
+        <w:t>Write a 4-6 page case study based on the material in the section at https://warrenpowell.org/bridging-vol1/chapter-2/#hotel-revenue-management. Create a context based on the metrics, decisions and uncertainties in the section, but without explicitly calling attention to them. motivate your case problem with data.</w:t>
       </w:r>
     </w:p>
     <w:p>

--- a/assets/cases/Harborview_Hotel_Revenue_Management_Case.docx
+++ b/assets/cases/Harborview_Hotel_Revenue_Management_Case.docx
@@ -4652,42 +4652,7 @@
         <w:spacing w:after="80" w:line="247" w:lineRule="auto"/>
       </w:pPr>
       <w:r>
-        <w:t>Identify the different metrics that can be used to evaluate every aspect of the performance of the system?  Organize these into a pyramid to indicate the relative importance, following the style given here.</w:t>
-      </w:r>
-    </w:p>
-    <w:p>
-      <w:pPr>
-        <w:pStyle w:val="ListParagraph"/>
-        <w:numPr>
-          <w:ilvl w:val="0"/>
-          <w:numId w:val="10"/>
-        </w:numPr>
-        <w:spacing w:after="80" w:line="247" w:lineRule="auto"/>
-      </w:pPr>
-      <w:r>
-        <w:t xml:space="preserve">What are the types of decisions? Use the </w:t>
-      </w:r>
-      <w:hyperlink r:id="rId8" w:anchor="types-of-decision-settings" w:history="1">
-        <w:r>
-          <w:rPr>
-            <w:rStyle w:val="Hyperlink"/>
-          </w:rPr>
-          <w:t>list of decision types here as a guide</w:t>
-        </w:r>
-      </w:hyperlink>
-      <w:r>
-        <w:t xml:space="preserve">, illustrated by the </w:t>
-      </w:r>
-      <w:hyperlink r:id="rId9" w:anchor="from-apps-to-types" w:history="1">
-        <w:r>
-          <w:rPr>
-            <w:rStyle w:val="Hyperlink"/>
-          </w:rPr>
-          <w:t>applications here</w:t>
-        </w:r>
-      </w:hyperlink>
-      <w:r>
-        <w:t xml:space="preserve">.  </w:t>
+        <w:t xml:space="preserve">Identify and describe the responsibilities of the decision maker. This should set the scope of the problem.</w:t>
       </w:r>
     </w:p>
     <w:p>
@@ -4702,16 +4667,16 @@
       <w:r>
         <w:t xml:space="preserve">Use the </w:t>
       </w:r>
-      <w:hyperlink r:id="rId10" w:history="1">
+      <w:hyperlink r:id="rId16">
         <w:r>
           <w:rPr>
             <w:rStyle w:val="Hyperlink"/>
           </w:rPr>
-          <w:t>interactive framing matrix here</w:t>
+          <w:t xml:space="preserve">metrics pyramid tool</w:t>
         </w:r>
       </w:hyperlink>
       <w:r>
-        <w:t xml:space="preserve"> to fill out the performance metrics along the top (from most to least important) followed by the list of decisions (in any order).  Use your judgment to assess whether the impact of each decision on each metric is H (high impact), M (medium), L (low) or N (none).  Finally, use the resulting matrix to rank the decisions in terms of their impact on the most important metrics.</w:t>
+        <w:t xml:space="preserve"> to identify and prioritize the different performance metrics. Click on the oval holding the metric to identify whether it is a metric to be maximized (green), minimized (red), a target that is a floor (light green) or a ceiling (light red), or finally a target (purple).</w:t>
       </w:r>
     </w:p>
     <w:p>
@@ -4724,18 +4689,29 @@
         <w:spacing w:after="80" w:line="247" w:lineRule="auto"/>
       </w:pPr>
       <w:r>
-        <w:t xml:space="preserve">What are the different sources of uncertainty?  Use the </w:t>
+        <w:t xml:space="preserve">Use the </w:t>
       </w:r>
-      <w:hyperlink r:id="rId11" w:anchor="categories" w:history="1">
+      <w:hyperlink r:id="rId17">
         <w:r>
           <w:rPr>
             <w:rStyle w:val="Hyperlink"/>
           </w:rPr>
-          <w:t>12 categories of uncertainty here as a guide</w:t>
+          <w:t xml:space="preserve">decision prioritization tool</w:t>
         </w:r>
       </w:hyperlink>
       <w:r>
-        <w:t>.</w:t>
+        <w:t xml:space="preserve"> to first list the different types of decisions (use the </w:t>
+      </w:r>
+      <w:hyperlink r:id="rId18">
+        <w:r>
+          <w:rPr>
+            <w:rStyle w:val="Hyperlink"/>
+          </w:rPr>
+          <w:t xml:space="preserve">types of decisions</w:t>
+        </w:r>
+      </w:hyperlink>
+      <w:r>
+        <w:t xml:space="preserve"> as a guide). These will then populate the rows of the matrix to the right, where the columns are the performance metrics sorted left to right by the priority in the pyramid above. Click on each cell to indicate if the impact of the decision on each metric is high (red), medium (orange), low (yellow) or none (white).</w:t>
       </w:r>
     </w:p>
     <w:p>
@@ -4748,7 +4724,55 @@
         <w:spacing w:after="80" w:line="247" w:lineRule="auto"/>
       </w:pPr>
       <w:r>
-        <w:t>Repeat the exercise in (3), but this time using uncertainties instead of decisions.</w:t>
+        <w:t xml:space="preserve">You can grab the handle (three bars) farthest to the left on each row to move it up or down. Sort the rows so that the decisions with the greatest impact on the most important metrics are toward the top. The cells in the upper left-hand corner should have the greatest concentration of red and orange cells. At this point identify the decisions that should receive the most attention in your study. If you do not have any decisions with a medium or high impact on the most important metrics, revisit your list of decisions.</w:t>
+      </w:r>
+    </w:p>
+    <w:p>
+      <w:pPr>
+        <w:pStyle w:val="ListParagraph"/>
+        <w:numPr>
+          <w:ilvl w:val="0"/>
+          <w:numId w:val="10"/>
+        </w:numPr>
+        <w:spacing w:after="80" w:line="247" w:lineRule="auto"/>
+      </w:pPr>
+      <w:r>
+        <w:t xml:space="preserve">Repeat the process to list and prioritize the uncertainties using the </w:t>
+      </w:r>
+      <w:hyperlink r:id="rId19">
+        <w:r>
+          <w:rPr>
+            <w:rStyle w:val="Hyperlink"/>
+          </w:rPr>
+          <w:t xml:space="preserve">uncertainty prioritization tool</w:t>
+        </w:r>
+      </w:hyperlink>
+      <w:r>
+        <w:t xml:space="preserve">. Use the </w:t>
+      </w:r>
+      <w:hyperlink r:id="rId20">
+        <w:r>
+          <w:rPr>
+            <w:rStyle w:val="Hyperlink"/>
+          </w:rPr>
+          <w:t xml:space="preserve">categories of uncertainty</w:t>
+        </w:r>
+      </w:hyperlink>
+      <w:r>
+        <w:t xml:space="preserve"> to help you identify these.</w:t>
+      </w:r>
+    </w:p>
+    <w:p>
+      <w:pPr>
+        <w:pStyle w:val="ListParagraph"/>
+        <w:numPr>
+          <w:ilvl w:val="0"/>
+          <w:numId w:val="10"/>
+        </w:numPr>
+        <w:spacing w:after="80" w:line="247" w:lineRule="auto"/>
+      </w:pPr>
+      <w:r>
+        <w:t xml:space="preserve">It is important to differentiate uncertainties that can be evaluated on average, or as risk events:</w:t>
       </w:r>
     </w:p>
     <w:p>
@@ -4761,7 +4785,7 @@
         <w:spacing w:after="80" w:line="247" w:lineRule="auto"/>
       </w:pPr>
       <w:r>
-        <w:t>Which sources of uncertainty would be captured using average performance over time?</w:t>
+        <w:t xml:space="preserve">Which sources of uncertainty would be captured using average performance over time?</w:t>
       </w:r>
     </w:p>
     <w:p>
@@ -4774,7 +4798,7 @@
         <w:spacing w:after="80" w:line="247" w:lineRule="auto"/>
       </w:pPr>
       <w:r>
-        <w:t>Which sources of uncertainty represent forms of risk that are not properly captured using averages?</w:t>
+        <w:t xml:space="preserve">Which sources of uncertainty represent forms of risk that are not properly captured using averages?</w:t>
       </w:r>
     </w:p>
     <w:p>
@@ -4787,7 +4811,7 @@
         <w:spacing w:after="80" w:line="247" w:lineRule="auto"/>
       </w:pPr>
       <w:r>
-        <w:t xml:space="preserve">Choose the single decision that seems to have the highest impact on the most important metric.  </w:t>
+        <w:t xml:space="preserve">Choose the single decision that seems to have the highest impact on the most important metric.</w:t>
       </w:r>
     </w:p>
     <w:p>
@@ -4800,7 +4824,7 @@
         <w:spacing w:after="80" w:line="247" w:lineRule="auto"/>
       </w:pPr>
       <w:r>
-        <w:t>What approach do you think you would use to make this decision?</w:t>
+        <w:t xml:space="preserve">What approach do you think you would use to make this decision?</w:t>
       </w:r>
     </w:p>
     <w:p>
@@ -4813,7 +4837,7 @@
         <w:spacing w:after="80" w:line="247" w:lineRule="auto"/>
       </w:pPr>
       <w:r>
-        <w:t>What data appears to be necessary to make this decision, including the calculation of any performance metrics where the decision would have a high or medium impact.</w:t>
+        <w:t xml:space="preserve">What data appears to be necessary to make this decision, including the calculation of any performance metrics where the decision would have a high or medium impact.</w:t>
       </w:r>
     </w:p>
     <w:p>
@@ -4826,7 +4850,7 @@
         <w:spacing w:after="80" w:line="247" w:lineRule="auto"/>
       </w:pPr>
       <w:r>
-        <w:t>Using the same decision you identified in (6), identify the people, departments, groups or organizations that you would need to work with to implement the decision?</w:t>
+        <w:t xml:space="preserve">Using the same decision you identified in (7), identify the people, departments, groups or organizations that you would need to work with to implement the decision.</w:t>
       </w:r>
     </w:p>
     <w:p>
